--- a/Fase_1/Evidencias Individuales/Benjamin_Tapia_1.2_APT122_DiarioReflexionFase1.docx
+++ b/Fase_1/Evidencias Individuales/Benjamin_Tapia_1.2_APT122_DiarioReflexionFase1.docx
@@ -398,7 +398,7 @@
                 <w:szCs w:val="24"/>
                 <w:lang w:val="es-419"/>
               </w:rPr>
-              <w:t xml:space="preserve"> me han gustado. El construir y crear </w:t>
+              <w:t xml:space="preserve"> </w:t>
             </w:r>
             <w:r>
               <w:rPr>
@@ -408,7 +408,7 @@
                 <w:szCs w:val="24"/>
                 <w:lang w:val="es-419"/>
               </w:rPr>
-              <w:t>código</w:t>
+              <w:t>he disfrutado</w:t>
             </w:r>
             <w:r>
               <w:rPr>
@@ -418,7 +418,7 @@
                 <w:szCs w:val="24"/>
                 <w:lang w:val="es-419"/>
               </w:rPr>
-              <w:t xml:space="preserve"> es algo muy satisfactorio. Mis intereses profesionales están relacionados al mundo de la ciencia, creo que estas áreas de la informática me pueden acercar a </w:t>
+              <w:t xml:space="preserve">. El construir y crear código es algo muy satisfactorio. Mis intereses profesionales están relacionados al mundo de la ciencia, creo que estas áreas de la informática me pueden acercar a </w:t>
             </w:r>
             <w:r>
               <w:rPr>
@@ -438,7 +438,7 @@
                 <w:szCs w:val="24"/>
                 <w:lang w:val="es-419"/>
               </w:rPr>
-              <w:t xml:space="preserve">. Por otro lado, dentro de los últimos ramos que </w:t>
+              <w:t xml:space="preserve">. Por otro lado, dentro de los últimos ramos, </w:t>
             </w:r>
             <w:r>
               <w:rPr>
@@ -448,7 +448,7 @@
                 <w:szCs w:val="24"/>
                 <w:lang w:val="es-419"/>
               </w:rPr>
-              <w:t>tuve</w:t>
+              <w:t>m</w:t>
             </w:r>
             <w:r>
               <w:rPr>
@@ -458,6 +458,122 @@
                 <w:szCs w:val="24"/>
                 <w:lang w:val="es-419"/>
               </w:rPr>
+              <w:t xml:space="preserve">inería de datos y </w:t>
+            </w:r>
+            <w:proofErr w:type="spellStart"/>
+            <w:r>
+              <w:rPr>
+                <w:rFonts w:eastAsiaTheme="majorEastAsia"/>
+                <w:color w:val="000000" w:themeColor="text1"/>
+                <w:sz w:val="24"/>
+                <w:szCs w:val="24"/>
+                <w:lang w:val="es-419"/>
+              </w:rPr>
+              <w:t>d</w:t>
+            </w:r>
+            <w:r>
+              <w:rPr>
+                <w:rFonts w:eastAsiaTheme="majorEastAsia"/>
+                <w:color w:val="000000" w:themeColor="text1"/>
+                <w:sz w:val="24"/>
+                <w:szCs w:val="24"/>
+                <w:lang w:val="es-419"/>
+              </w:rPr>
+              <w:t>eep</w:t>
+            </w:r>
+            <w:proofErr w:type="spellEnd"/>
+            <w:r>
+              <w:rPr>
+                <w:rFonts w:eastAsiaTheme="majorEastAsia"/>
+                <w:color w:val="000000" w:themeColor="text1"/>
+                <w:sz w:val="24"/>
+                <w:szCs w:val="24"/>
+                <w:lang w:val="es-419"/>
+              </w:rPr>
+              <w:t xml:space="preserve"> </w:t>
+            </w:r>
+            <w:proofErr w:type="spellStart"/>
+            <w:r>
+              <w:rPr>
+                <w:rFonts w:eastAsiaTheme="majorEastAsia"/>
+                <w:color w:val="000000" w:themeColor="text1"/>
+                <w:sz w:val="24"/>
+                <w:szCs w:val="24"/>
+                <w:lang w:val="es-419"/>
+              </w:rPr>
+              <w:t>l</w:t>
+            </w:r>
+            <w:r>
+              <w:rPr>
+                <w:rFonts w:eastAsiaTheme="majorEastAsia"/>
+                <w:color w:val="000000" w:themeColor="text1"/>
+                <w:sz w:val="24"/>
+                <w:szCs w:val="24"/>
+                <w:lang w:val="es-419"/>
+              </w:rPr>
+              <w:t>earning</w:t>
+            </w:r>
+            <w:proofErr w:type="spellEnd"/>
+            <w:r>
+              <w:rPr>
+                <w:rFonts w:eastAsiaTheme="majorEastAsia"/>
+                <w:color w:val="000000" w:themeColor="text1"/>
+                <w:sz w:val="24"/>
+                <w:szCs w:val="24"/>
+                <w:lang w:val="es-419"/>
+              </w:rPr>
+              <w:t xml:space="preserve"> fueron muy entretenidos. Deep </w:t>
+            </w:r>
+            <w:proofErr w:type="spellStart"/>
+            <w:r>
+              <w:rPr>
+                <w:rFonts w:eastAsiaTheme="majorEastAsia"/>
+                <w:color w:val="000000" w:themeColor="text1"/>
+                <w:sz w:val="24"/>
+                <w:szCs w:val="24"/>
+                <w:lang w:val="es-419"/>
+              </w:rPr>
+              <w:t>Learning</w:t>
+            </w:r>
+            <w:proofErr w:type="spellEnd"/>
+            <w:r>
+              <w:rPr>
+                <w:rFonts w:eastAsiaTheme="majorEastAsia"/>
+                <w:color w:val="000000" w:themeColor="text1"/>
+                <w:sz w:val="24"/>
+                <w:szCs w:val="24"/>
+                <w:lang w:val="es-419"/>
+              </w:rPr>
+              <w:t xml:space="preserve"> fue un verdadero dolor de cabeza </w:t>
+            </w:r>
+            <w:r>
+              <w:rPr>
+                <w:rFonts w:eastAsiaTheme="majorEastAsia"/>
+                <w:color w:val="000000" w:themeColor="text1"/>
+                <w:sz w:val="24"/>
+                <w:szCs w:val="24"/>
+                <w:lang w:val="es-419"/>
+              </w:rPr>
+              <w:t>dado que es muy</w:t>
+            </w:r>
+            <w:r>
+              <w:rPr>
+                <w:rFonts w:eastAsiaTheme="majorEastAsia"/>
+                <w:color w:val="000000" w:themeColor="text1"/>
+                <w:sz w:val="24"/>
+                <w:szCs w:val="24"/>
+                <w:lang w:val="es-419"/>
+              </w:rPr>
+              <w:t xml:space="preserve"> técnico, no logré dominarlo, pero me gustaría estudiarlo en un futuro. Minería de Datos me gustó mucho</w:t>
+            </w:r>
+            <w:r>
+              <w:rPr>
+                <w:rFonts w:eastAsiaTheme="majorEastAsia"/>
+                <w:color w:val="000000" w:themeColor="text1"/>
+                <w:sz w:val="24"/>
+                <w:szCs w:val="24"/>
+                <w:lang w:val="es-419"/>
+              </w:rPr>
               <w:t xml:space="preserve">, </w:t>
             </w:r>
             <w:r>
@@ -468,81 +584,7 @@
                 <w:szCs w:val="24"/>
                 <w:lang w:val="es-419"/>
               </w:rPr>
-              <w:t>Minería</w:t>
-            </w:r>
-            <w:r>
-              <w:rPr>
-                <w:rFonts w:eastAsiaTheme="majorEastAsia"/>
-                <w:color w:val="000000" w:themeColor="text1"/>
-                <w:sz w:val="24"/>
-                <w:szCs w:val="24"/>
-                <w:lang w:val="es-419"/>
-              </w:rPr>
-              <w:t xml:space="preserve"> de datos y Deep </w:t>
-            </w:r>
-            <w:proofErr w:type="spellStart"/>
-            <w:r>
-              <w:rPr>
-                <w:rFonts w:eastAsiaTheme="majorEastAsia"/>
-                <w:color w:val="000000" w:themeColor="text1"/>
-                <w:sz w:val="24"/>
-                <w:szCs w:val="24"/>
-                <w:lang w:val="es-419"/>
-              </w:rPr>
-              <w:t>Learning</w:t>
-            </w:r>
-            <w:proofErr w:type="spellEnd"/>
-            <w:r>
-              <w:rPr>
-                <w:rFonts w:eastAsiaTheme="majorEastAsia"/>
-                <w:color w:val="000000" w:themeColor="text1"/>
-                <w:sz w:val="24"/>
-                <w:szCs w:val="24"/>
-                <w:lang w:val="es-419"/>
-              </w:rPr>
-              <w:t xml:space="preserve"> fueron muy entretenidos. Deep </w:t>
-            </w:r>
-            <w:proofErr w:type="spellStart"/>
-            <w:r>
-              <w:rPr>
-                <w:rFonts w:eastAsiaTheme="majorEastAsia"/>
-                <w:color w:val="000000" w:themeColor="text1"/>
-                <w:sz w:val="24"/>
-                <w:szCs w:val="24"/>
-                <w:lang w:val="es-419"/>
-              </w:rPr>
-              <w:t>Learning</w:t>
-            </w:r>
-            <w:proofErr w:type="spellEnd"/>
-            <w:r>
-              <w:rPr>
-                <w:rFonts w:eastAsiaTheme="majorEastAsia"/>
-                <w:color w:val="000000" w:themeColor="text1"/>
-                <w:sz w:val="24"/>
-                <w:szCs w:val="24"/>
-                <w:lang w:val="es-419"/>
-              </w:rPr>
-              <w:t xml:space="preserve"> </w:t>
-            </w:r>
-            <w:r>
-              <w:rPr>
-                <w:rFonts w:eastAsiaTheme="majorEastAsia"/>
-                <w:color w:val="000000" w:themeColor="text1"/>
-                <w:sz w:val="24"/>
-                <w:szCs w:val="24"/>
-                <w:lang w:val="es-419"/>
-              </w:rPr>
-              <w:t>fue</w:t>
-            </w:r>
-            <w:r>
-              <w:rPr>
-                <w:rFonts w:eastAsiaTheme="majorEastAsia"/>
-                <w:color w:val="000000" w:themeColor="text1"/>
-                <w:sz w:val="24"/>
-                <w:szCs w:val="24"/>
-                <w:lang w:val="es-419"/>
-              </w:rPr>
-              <w:t xml:space="preserve"> un verdadero dolor de cabeza ya que era muy técnico, no logré dominarlo, pero me gustaría estudiarlo en un futuro. Minería de Datos me gustó mucho porque es una herramienta "simple" pero muy potente. Python es muy amigable para este tipo de tareas y también es impresionante como se estructura.</w:t>
+              <w:t>es una herramienta "simple" pero muy potente. Python es muy amigable para este tipo de tareas y también es impresionante como se estructura.</w:t>
             </w:r>
           </w:p>
           <w:p>
@@ -550,167 +592,6 @@
               <w:rPr>
                 <w:rFonts w:eastAsiaTheme="majorEastAsia"/>
                 <w:color w:val="000000" w:themeColor="text1"/>
-                <w:sz w:val="24"/>
-                <w:szCs w:val="24"/>
-                <w:lang w:val="es-419"/>
-              </w:rPr>
-            </w:pPr>
-            <w:r>
-              <w:rPr>
-                <w:rFonts w:eastAsiaTheme="majorEastAsia"/>
-                <w:color w:val="000000" w:themeColor="text1"/>
-                <w:sz w:val="24"/>
-                <w:szCs w:val="24"/>
-                <w:lang w:val="es-419"/>
-              </w:rPr>
-              <w:t xml:space="preserve">He hecho una </w:t>
-            </w:r>
-            <w:r>
-              <w:rPr>
-                <w:rFonts w:eastAsiaTheme="majorEastAsia"/>
-                <w:color w:val="000000" w:themeColor="text1"/>
-                <w:sz w:val="24"/>
-                <w:szCs w:val="24"/>
-                <w:lang w:val="es-419"/>
-              </w:rPr>
-              <w:t>certificación</w:t>
-            </w:r>
-            <w:r>
-              <w:rPr>
-                <w:rFonts w:eastAsiaTheme="majorEastAsia"/>
-                <w:color w:val="000000" w:themeColor="text1"/>
-                <w:sz w:val="24"/>
-                <w:szCs w:val="24"/>
-                <w:lang w:val="es-419"/>
-              </w:rPr>
-              <w:t xml:space="preserve"> de Python y una de Amazon. La de </w:t>
-            </w:r>
-            <w:r>
-              <w:rPr>
-                <w:rFonts w:eastAsiaTheme="majorEastAsia"/>
-                <w:color w:val="000000" w:themeColor="text1"/>
-                <w:sz w:val="24"/>
-                <w:szCs w:val="24"/>
-                <w:lang w:val="es-419"/>
-              </w:rPr>
-              <w:t>Python</w:t>
-            </w:r>
-            <w:r>
-              <w:rPr>
-                <w:rFonts w:eastAsiaTheme="majorEastAsia"/>
-                <w:color w:val="000000" w:themeColor="text1"/>
-                <w:sz w:val="24"/>
-                <w:szCs w:val="24"/>
-                <w:lang w:val="es-419"/>
-              </w:rPr>
-              <w:t xml:space="preserve"> es básica y estéril, como </w:t>
-            </w:r>
-            <w:r>
-              <w:rPr>
-                <w:rFonts w:eastAsiaTheme="majorEastAsia"/>
-                <w:color w:val="000000" w:themeColor="text1"/>
-                <w:sz w:val="24"/>
-                <w:szCs w:val="24"/>
-                <w:lang w:val="es-419"/>
-              </w:rPr>
-              <w:t>buen</w:t>
-            </w:r>
-            <w:r>
-              <w:rPr>
-                <w:rFonts w:eastAsiaTheme="majorEastAsia"/>
-                <w:color w:val="000000" w:themeColor="text1"/>
-                <w:sz w:val="24"/>
-                <w:szCs w:val="24"/>
-                <w:lang w:val="es-419"/>
-              </w:rPr>
-              <w:t xml:space="preserve"> primer </w:t>
-            </w:r>
-            <w:r>
-              <w:rPr>
-                <w:rFonts w:eastAsiaTheme="majorEastAsia"/>
-                <w:color w:val="000000" w:themeColor="text1"/>
-                <w:sz w:val="24"/>
-                <w:szCs w:val="24"/>
-                <w:lang w:val="es-419"/>
-              </w:rPr>
-              <w:t>nivel,</w:t>
-            </w:r>
-            <w:r>
-              <w:rPr>
-                <w:rFonts w:eastAsiaTheme="majorEastAsia"/>
-                <w:color w:val="000000" w:themeColor="text1"/>
-                <w:sz w:val="24"/>
-                <w:szCs w:val="24"/>
-                <w:lang w:val="es-419"/>
-              </w:rPr>
-              <w:t xml:space="preserve"> pero </w:t>
-            </w:r>
-            <w:r>
-              <w:rPr>
-                <w:rFonts w:eastAsiaTheme="majorEastAsia"/>
-                <w:color w:val="000000" w:themeColor="text1"/>
-                <w:sz w:val="24"/>
-                <w:szCs w:val="24"/>
-                <w:lang w:val="es-419"/>
-              </w:rPr>
-              <w:t>motiva</w:t>
-            </w:r>
-            <w:r>
-              <w:rPr>
-                <w:rFonts w:eastAsiaTheme="majorEastAsia"/>
-                <w:color w:val="000000" w:themeColor="text1"/>
-                <w:sz w:val="24"/>
-                <w:szCs w:val="24"/>
-                <w:lang w:val="es-419"/>
-              </w:rPr>
-              <w:t xml:space="preserve"> a los estudiantes a buscar </w:t>
-            </w:r>
-            <w:r>
-              <w:rPr>
-                <w:rFonts w:eastAsiaTheme="majorEastAsia"/>
-                <w:color w:val="000000" w:themeColor="text1"/>
-                <w:sz w:val="24"/>
-                <w:szCs w:val="24"/>
-                <w:lang w:val="es-419"/>
-              </w:rPr>
-              <w:t>más</w:t>
-            </w:r>
-            <w:r>
-              <w:rPr>
-                <w:rFonts w:eastAsiaTheme="majorEastAsia"/>
-                <w:color w:val="000000" w:themeColor="text1"/>
-                <w:sz w:val="24"/>
-                <w:szCs w:val="24"/>
-                <w:lang w:val="es-419"/>
-              </w:rPr>
-              <w:t xml:space="preserve">. Creo que es la una certificación de la que obtengo algo de provecho, </w:t>
-            </w:r>
-            <w:r>
-              <w:rPr>
-                <w:rFonts w:eastAsiaTheme="majorEastAsia"/>
-                <w:color w:val="000000" w:themeColor="text1"/>
-                <w:sz w:val="24"/>
-                <w:szCs w:val="24"/>
-                <w:lang w:val="es-419"/>
-              </w:rPr>
-              <w:t>fue</w:t>
-            </w:r>
-            <w:r>
-              <w:rPr>
-                <w:rFonts w:eastAsiaTheme="majorEastAsia"/>
-                <w:color w:val="000000" w:themeColor="text1"/>
-                <w:sz w:val="24"/>
-                <w:szCs w:val="24"/>
-                <w:lang w:val="es-419"/>
-              </w:rPr>
-              <w:t xml:space="preserve"> mi apertura a los lenguajes de programación.</w:t>
-            </w:r>
-          </w:p>
-          <w:p>
-            <w:pPr>
-              <w:rPr>
-                <w:rFonts w:eastAsiaTheme="majorEastAsia"/>
-                <w:color w:val="767171" w:themeColor="background2" w:themeShade="80"/>
                 <w:sz w:val="24"/>
                 <w:szCs w:val="24"/>
                 <w:lang w:val="es-419"/>
@@ -721,9 +602,51 @@
             <w:pPr>
               <w:rPr>
                 <w:rFonts w:eastAsiaTheme="majorEastAsia"/>
+                <w:color w:val="000000" w:themeColor="text1"/>
+                <w:sz w:val="24"/>
+                <w:szCs w:val="24"/>
+                <w:lang w:val="es-419"/>
+              </w:rPr>
+            </w:pPr>
+            <w:r>
+              <w:rPr>
+                <w:rFonts w:eastAsiaTheme="majorEastAsia"/>
+                <w:color w:val="000000" w:themeColor="text1"/>
+                <w:sz w:val="24"/>
+                <w:szCs w:val="24"/>
+                <w:lang w:val="es-419"/>
+              </w:rPr>
+              <w:t xml:space="preserve">He hecho una certificación de Python y una de Amazon. La de Python es básica y estéril, como buen primer nivel, pero </w:t>
+            </w:r>
+            <w:r>
+              <w:rPr>
+                <w:rFonts w:eastAsiaTheme="majorEastAsia"/>
+                <w:color w:val="000000" w:themeColor="text1"/>
+                <w:sz w:val="24"/>
+                <w:szCs w:val="24"/>
+                <w:lang w:val="es-419"/>
+              </w:rPr>
+              <w:t>motiva</w:t>
+            </w:r>
+            <w:r>
+              <w:rPr>
+                <w:rFonts w:eastAsiaTheme="majorEastAsia"/>
+                <w:color w:val="000000" w:themeColor="text1"/>
+                <w:sz w:val="24"/>
+                <w:szCs w:val="24"/>
+                <w:lang w:val="es-419"/>
+              </w:rPr>
+              <w:t xml:space="preserve"> a los estudiantes a buscar más. Creo que es la una certificación de la que obtengo algo de provecho, fue mi apertura a los lenguajes de programación.</w:t>
+            </w:r>
+          </w:p>
+          <w:p>
+            <w:pPr>
+              <w:rPr>
+                <w:rFonts w:eastAsiaTheme="majorEastAsia"/>
                 <w:color w:val="767171" w:themeColor="background2" w:themeShade="80"/>
                 <w:sz w:val="24"/>
                 <w:szCs w:val="24"/>
+                <w:lang w:val="es-419"/>
               </w:rPr>
             </w:pPr>
           </w:p>
@@ -756,6 +679,16 @@
                 <w:szCs w:val="24"/>
               </w:rPr>
             </w:pPr>
+          </w:p>
+          <w:p>
+            <w:pPr>
+              <w:rPr>
+                <w:rFonts w:eastAsiaTheme="majorEastAsia"/>
+                <w:color w:val="767171" w:themeColor="background2" w:themeShade="80"/>
+                <w:sz w:val="24"/>
+                <w:szCs w:val="24"/>
+              </w:rPr>
+            </w:pPr>
             <w:r>
               <w:rPr>
                 <w:rFonts w:eastAsiaTheme="majorEastAsia"/>
@@ -834,6 +767,7 @@
                 <w:sz w:val="24"/>
                 <w:szCs w:val="24"/>
               </w:rPr>
+              <w:lastRenderedPageBreak/>
               <w:t xml:space="preserve">Claro que existe un valor en las certificaciones, pero dependiendo de cuanto provecho podemos sacarles. De las realizadas como oportunidades únicas en Duoc, la mayoría no han sido de mi utilidad, mas del hecho de entregarme un conocimiento que posiblemente lo pierda en el camino. </w:t>
             </w:r>
           </w:p>
@@ -1789,6 +1723,34 @@
           </w:p>
           <w:p>
             <w:pPr>
+              <w:pStyle w:val="Prrafodelista"/>
+              <w:numPr>
+                <w:ilvl w:val="0"/>
+                <w:numId w:val="12"/>
+              </w:numPr>
+              <w:tabs>
+                <w:tab w:val="left" w:pos="454"/>
+              </w:tabs>
+              <w:ind w:left="454" w:hanging="283"/>
+              <w:jc w:val="both"/>
+              <w:rPr>
+                <w:rFonts w:eastAsiaTheme="majorEastAsia"/>
+                <w:color w:val="767171" w:themeColor="background2" w:themeShade="80"/>
+                <w:sz w:val="24"/>
+                <w:szCs w:val="24"/>
+              </w:rPr>
+            </w:pPr>
+            <w:r>
+              <w:rPr>
+                <w:rFonts w:eastAsiaTheme="majorEastAsia"/>
+                <w:sz w:val="24"/>
+                <w:szCs w:val="24"/>
+              </w:rPr>
+              <w:t>¿Cuáles son las principales competencias que se relacionan con tus intereses profesionales? ¿Hay alguna de ellas que sientas que requieres especialmente fortalecer?</w:t>
+            </w:r>
+          </w:p>
+          <w:p>
+            <w:pPr>
               <w:tabs>
                 <w:tab w:val="left" w:pos="454"/>
               </w:tabs>
@@ -1800,6 +1762,57 @@
                 <w:szCs w:val="24"/>
               </w:rPr>
             </w:pPr>
+          </w:p>
+          <w:p>
+            <w:pPr>
+              <w:tabs>
+                <w:tab w:val="left" w:pos="454"/>
+              </w:tabs>
+              <w:jc w:val="both"/>
+              <w:rPr>
+                <w:rFonts w:eastAsiaTheme="majorEastAsia"/>
+                <w:color w:val="000000" w:themeColor="text1"/>
+                <w:sz w:val="24"/>
+                <w:szCs w:val="24"/>
+              </w:rPr>
+            </w:pPr>
+            <w:r>
+              <w:rPr>
+                <w:rFonts w:eastAsiaTheme="majorEastAsia"/>
+                <w:color w:val="000000" w:themeColor="text1"/>
+                <w:sz w:val="24"/>
+                <w:szCs w:val="24"/>
+              </w:rPr>
+              <w:t>Existen muchas competencias que se deben fortalecer para poder realizar trabajos en laboratorios, estudios cuantiosos, etc. De todas estas me gustaría fortalecer mis habilidades con los lenguajes de programación</w:t>
+            </w:r>
+            <w:r>
+              <w:rPr>
+                <w:rFonts w:eastAsiaTheme="majorEastAsia"/>
+                <w:color w:val="000000" w:themeColor="text1"/>
+                <w:sz w:val="24"/>
+                <w:szCs w:val="24"/>
+              </w:rPr>
+              <w:t xml:space="preserve">. Competencias como la gestión de proyectos, la construcción de arquitecturas de datos </w:t>
+            </w:r>
+            <w:r>
+              <w:rPr>
+                <w:rFonts w:eastAsiaTheme="majorEastAsia"/>
+                <w:color w:val="000000" w:themeColor="text1"/>
+                <w:sz w:val="24"/>
+                <w:szCs w:val="24"/>
+              </w:rPr>
+              <w:lastRenderedPageBreak/>
+              <w:t>o habilidades blandas claramente son importantes, pero el desarrollo de software es el norte</w:t>
+            </w:r>
+            <w:r>
+              <w:rPr>
+                <w:rFonts w:eastAsiaTheme="majorEastAsia"/>
+                <w:color w:val="000000" w:themeColor="text1"/>
+                <w:sz w:val="24"/>
+                <w:szCs w:val="24"/>
+              </w:rPr>
+              <w:t>. No por el sadismo mismo de enfrentarme a estas situaciones, si no por el gusto de ser creativo. Paco de Lucia dice (parafraseando), que si falta técnica la creatividad se limita. Me gusta ser creativo, pero mi falta de habilidad con el código es una gran limitante.</w:t>
+            </w:r>
           </w:p>
           <w:p>
             <w:pPr>
@@ -1854,7 +1867,7 @@
                 <w:sz w:val="24"/>
                 <w:szCs w:val="24"/>
               </w:rPr>
-              <w:t>¿Cuáles son las principales competencias que se relacionan con tus intereses profesionales? ¿Hay alguna de ellas que sientas que requieres especialmente fortalecer?</w:t>
+              <w:t>¿Cómo te gustaría que fuera tu escenario laboral en 5 años más? ¿Qué te gustaría estar haciendo?</w:t>
             </w:r>
           </w:p>
           <w:p>
@@ -1879,39 +1892,6 @@
               <w:jc w:val="both"/>
               <w:rPr>
                 <w:rFonts w:eastAsiaTheme="majorEastAsia"/>
-                <w:color w:val="000000" w:themeColor="text1"/>
-                <w:sz w:val="24"/>
-                <w:szCs w:val="24"/>
-              </w:rPr>
-            </w:pPr>
-            <w:r>
-              <w:rPr>
-                <w:rFonts w:eastAsiaTheme="majorEastAsia"/>
-                <w:color w:val="000000" w:themeColor="text1"/>
-                <w:sz w:val="24"/>
-                <w:szCs w:val="24"/>
-              </w:rPr>
-              <w:t xml:space="preserve">Existen muchas competencias que se deben fortalecer para poder realizar trabajos en laboratorios, estudios cuantiosos, etc. De todas estas me gustaría fortalecer mis habilidades con los lenguajes de programación y enfrentarme a problemas complicados. No por el sadismo mismo de enfrentarme a estas situaciones, si no por el gusto de ser creativo. Paco de Lucia dice (parafraseando), que si falta </w:t>
-            </w:r>
-            <w:r>
-              <w:rPr>
-                <w:rFonts w:eastAsiaTheme="majorEastAsia"/>
-                <w:color w:val="000000" w:themeColor="text1"/>
-                <w:sz w:val="24"/>
-                <w:szCs w:val="24"/>
-              </w:rPr>
-              <w:lastRenderedPageBreak/>
-              <w:t>técnica la creatividad se limita. Me gusta ser creativo, pero mi falta de habilidad con el código es una gran limitante.</w:t>
-            </w:r>
-          </w:p>
-          <w:p>
-            <w:pPr>
-              <w:tabs>
-                <w:tab w:val="left" w:pos="454"/>
-              </w:tabs>
-              <w:jc w:val="both"/>
-              <w:rPr>
-                <w:rFonts w:eastAsiaTheme="majorEastAsia"/>
                 <w:color w:val="767171" w:themeColor="background2" w:themeShade="80"/>
                 <w:sz w:val="24"/>
                 <w:szCs w:val="24"/>
@@ -1926,6 +1906,77 @@
               <w:jc w:val="both"/>
               <w:rPr>
                 <w:rFonts w:eastAsiaTheme="majorEastAsia"/>
+                <w:color w:val="000000" w:themeColor="text1"/>
+                <w:sz w:val="24"/>
+                <w:szCs w:val="24"/>
+              </w:rPr>
+            </w:pPr>
+            <w:r>
+              <w:rPr>
+                <w:rFonts w:eastAsiaTheme="majorEastAsia"/>
+                <w:color w:val="000000" w:themeColor="text1"/>
+                <w:sz w:val="24"/>
+                <w:szCs w:val="24"/>
+              </w:rPr>
+              <w:t xml:space="preserve">Primero que nada, con un sueldo que cuadruplique lo que ganaba en mi trabajo anterior. Segundo, poder estar dividido entre el desarrollo de software o aplicaciones web y la </w:t>
+            </w:r>
+            <w:r>
+              <w:rPr>
+                <w:rFonts w:eastAsiaTheme="majorEastAsia"/>
+                <w:color w:val="000000" w:themeColor="text1"/>
+                <w:sz w:val="24"/>
+                <w:szCs w:val="24"/>
+              </w:rPr>
+              <w:t>docencia.</w:t>
+            </w:r>
+            <w:r>
+              <w:rPr>
+                <w:rFonts w:eastAsiaTheme="majorEastAsia"/>
+                <w:color w:val="000000" w:themeColor="text1"/>
+                <w:sz w:val="24"/>
+                <w:szCs w:val="24"/>
+              </w:rPr>
+              <w:br/>
+              <w:t xml:space="preserve">El escenario profesional a mi parecer debe estar cargado de cosas que yo considero “importantes” y/o “banales”, por ejemplo - Trabajar dentro de un laboratorio médico con el fin de aportar a la lucha contra letales enfermedades -. Esto es algo importante. – Trabajar en una empresa de </w:t>
+            </w:r>
+            <w:proofErr w:type="spellStart"/>
+            <w:r>
+              <w:rPr>
+                <w:rFonts w:eastAsiaTheme="majorEastAsia"/>
+                <w:color w:val="000000" w:themeColor="text1"/>
+                <w:sz w:val="24"/>
+                <w:szCs w:val="24"/>
+              </w:rPr>
+              <w:t>retail</w:t>
+            </w:r>
+            <w:proofErr w:type="spellEnd"/>
+            <w:r>
+              <w:rPr>
+                <w:rFonts w:eastAsiaTheme="majorEastAsia"/>
+                <w:color w:val="000000" w:themeColor="text1"/>
+                <w:sz w:val="24"/>
+                <w:szCs w:val="24"/>
+              </w:rPr>
+              <w:t xml:space="preserve"> para crear aplicaciones que refuercen la demanda de los clientes los días de compra masiva -. Esto es algo banal. Todo muy a mi consideración.</w:t>
+            </w:r>
+            <w:r>
+              <w:rPr>
+                <w:rFonts w:eastAsiaTheme="majorEastAsia"/>
+                <w:color w:val="000000" w:themeColor="text1"/>
+                <w:sz w:val="24"/>
+                <w:szCs w:val="24"/>
+              </w:rPr>
+              <w:t xml:space="preserve"> Pretendo pasar por variados escenarios.</w:t>
+            </w:r>
+          </w:p>
+          <w:p>
+            <w:pPr>
+              <w:tabs>
+                <w:tab w:val="left" w:pos="454"/>
+              </w:tabs>
+              <w:jc w:val="both"/>
+              <w:rPr>
+                <w:rFonts w:eastAsiaTheme="majorEastAsia"/>
                 <w:color w:val="767171" w:themeColor="background2" w:themeShade="80"/>
                 <w:sz w:val="24"/>
                 <w:szCs w:val="24"/>
@@ -1945,118 +1996,15 @@
                 <w:szCs w:val="24"/>
               </w:rPr>
             </w:pPr>
-          </w:p>
-          <w:p>
-            <w:pPr>
-              <w:tabs>
-                <w:tab w:val="left" w:pos="454"/>
-              </w:tabs>
-              <w:jc w:val="both"/>
-              <w:rPr>
-                <w:rFonts w:eastAsiaTheme="majorEastAsia"/>
-                <w:color w:val="767171" w:themeColor="background2" w:themeShade="80"/>
-                <w:sz w:val="24"/>
-                <w:szCs w:val="24"/>
-              </w:rPr>
-            </w:pPr>
-          </w:p>
-          <w:p>
-            <w:pPr>
-              <w:tabs>
-                <w:tab w:val="left" w:pos="454"/>
-              </w:tabs>
-              <w:jc w:val="both"/>
-              <w:rPr>
-                <w:rFonts w:eastAsiaTheme="majorEastAsia"/>
-                <w:color w:val="767171" w:themeColor="background2" w:themeShade="80"/>
-                <w:sz w:val="24"/>
-                <w:szCs w:val="24"/>
-              </w:rPr>
-            </w:pPr>
-          </w:p>
-          <w:p>
-            <w:pPr>
-              <w:tabs>
-                <w:tab w:val="left" w:pos="454"/>
-              </w:tabs>
-              <w:jc w:val="both"/>
-              <w:rPr>
-                <w:rFonts w:eastAsiaTheme="majorEastAsia"/>
-                <w:color w:val="767171" w:themeColor="background2" w:themeShade="80"/>
-                <w:sz w:val="24"/>
-                <w:szCs w:val="24"/>
-              </w:rPr>
-            </w:pPr>
-          </w:p>
-          <w:p>
-            <w:pPr>
-              <w:pStyle w:val="Prrafodelista"/>
-              <w:numPr>
-                <w:ilvl w:val="0"/>
-                <w:numId w:val="12"/>
-              </w:numPr>
-              <w:tabs>
-                <w:tab w:val="left" w:pos="454"/>
-              </w:tabs>
-              <w:ind w:left="454" w:hanging="283"/>
-              <w:jc w:val="both"/>
-              <w:rPr>
-                <w:rFonts w:eastAsiaTheme="majorEastAsia"/>
-                <w:color w:val="767171" w:themeColor="background2" w:themeShade="80"/>
-                <w:sz w:val="24"/>
-                <w:szCs w:val="24"/>
-              </w:rPr>
-            </w:pPr>
-            <w:r>
-              <w:rPr>
-                <w:rFonts w:eastAsiaTheme="majorEastAsia"/>
-                <w:sz w:val="24"/>
-                <w:szCs w:val="24"/>
-              </w:rPr>
-              <w:t>¿Cómo te gustaría que fuera tu escenario laboral en 5 años más? ¿Qué te gustaría estar haciendo?</w:t>
-            </w:r>
-          </w:p>
-          <w:p>
-            <w:pPr>
-              <w:tabs>
-                <w:tab w:val="left" w:pos="454"/>
-              </w:tabs>
-              <w:jc w:val="both"/>
-              <w:rPr>
-                <w:rFonts w:eastAsiaTheme="majorEastAsia"/>
-                <w:color w:val="767171" w:themeColor="background2" w:themeShade="80"/>
-                <w:sz w:val="24"/>
-                <w:szCs w:val="24"/>
-              </w:rPr>
-            </w:pPr>
-          </w:p>
-          <w:p>
-            <w:pPr>
-              <w:tabs>
-                <w:tab w:val="left" w:pos="454"/>
-              </w:tabs>
-              <w:jc w:val="both"/>
-              <w:rPr>
-                <w:rFonts w:eastAsiaTheme="majorEastAsia"/>
-                <w:color w:val="767171" w:themeColor="background2" w:themeShade="80"/>
-                <w:sz w:val="24"/>
-                <w:szCs w:val="24"/>
-              </w:rPr>
-            </w:pPr>
-          </w:p>
-          <w:p>
-            <w:pPr>
-              <w:tabs>
-                <w:tab w:val="left" w:pos="454"/>
-              </w:tabs>
-              <w:jc w:val="both"/>
+            <w:r>
               <w:rPr>
                 <w:rFonts w:eastAsiaTheme="majorEastAsia"/>
                 <w:color w:val="000000" w:themeColor="text1"/>
                 <w:sz w:val="24"/>
                 <w:szCs w:val="24"/>
               </w:rPr>
-            </w:pPr>
+              <w:t>Me considero alguien bastante caprichoso</w:t>
+            </w:r>
             <w:r>
               <w:rPr>
                 <w:rFonts w:eastAsiaTheme="majorEastAsia"/>
@@ -2064,7 +2012,7 @@
                 <w:sz w:val="24"/>
                 <w:szCs w:val="24"/>
               </w:rPr>
-              <w:t xml:space="preserve">Primero que nada, con un sueldo que cuadruplique lo que ganaba en mi trabajo anterior. Segundo, poder estar dividido entre el desarrollo de software o aplicaciones web y la </w:t>
+              <w:t xml:space="preserve"> en el aspecto de “hacer” cosas</w:t>
             </w:r>
             <w:r>
               <w:rPr>
@@ -2073,7 +2021,7 @@
                 <w:sz w:val="24"/>
                 <w:szCs w:val="24"/>
               </w:rPr>
-              <w:t>docencia.</w:t>
+              <w:t>, cuando algo se me cruza en la mente la persigo hasta dar con ello. En el trabajo me gustaría fuera igual, tener la oportunidad de divertirme aprendiendo, trat</w:t>
             </w:r>
             <w:r>
               <w:rPr>
@@ -2082,10 +2030,8 @@
                 <w:sz w:val="24"/>
                 <w:szCs w:val="24"/>
               </w:rPr>
-              <w:br/>
-              <w:t xml:space="preserve">El escenario profesional a mi parecer debe estar cargado de cosas que yo considero “importantes” y/o “banales”, por ejemplo - Trabajar dentro de un laboratorio médico con el fin de aportar a la lucha contra letales enfermedades -. Esto es algo importante. – Trabajar en una empresa de </w:t>
-            </w:r>
-            <w:proofErr w:type="spellStart"/>
+              <w:t>ando</w:t>
+            </w:r>
             <w:r>
               <w:rPr>
                 <w:rFonts w:eastAsiaTheme="majorEastAsia"/>
@@ -2093,9 +2039,8 @@
                 <w:sz w:val="24"/>
                 <w:szCs w:val="24"/>
               </w:rPr>
-              <w:t>retail</w:t>
-            </w:r>
-            <w:proofErr w:type="spellEnd"/>
+              <w:t xml:space="preserve"> de ev</w:t>
+            </w:r>
             <w:r>
               <w:rPr>
                 <w:rFonts w:eastAsiaTheme="majorEastAsia"/>
@@ -2103,36 +2048,8 @@
                 <w:sz w:val="24"/>
                 <w:szCs w:val="24"/>
               </w:rPr>
-              <w:t xml:space="preserve"> para crear aplicaciones que refuercen la demanda de los clientes los días de compra masiva -. Esto es algo banal. Todo muy a mi consideración.</w:t>
-            </w:r>
-          </w:p>
-          <w:p>
-            <w:pPr>
-              <w:tabs>
-                <w:tab w:val="left" w:pos="454"/>
-              </w:tabs>
-              <w:jc w:val="both"/>
-              <w:rPr>
-                <w:rFonts w:eastAsiaTheme="majorEastAsia"/>
-                <w:color w:val="767171" w:themeColor="background2" w:themeShade="80"/>
-                <w:sz w:val="24"/>
-                <w:szCs w:val="24"/>
-              </w:rPr>
-            </w:pPr>
-          </w:p>
-          <w:p>
-            <w:pPr>
-              <w:tabs>
-                <w:tab w:val="left" w:pos="454"/>
-              </w:tabs>
-              <w:jc w:val="both"/>
-              <w:rPr>
-                <w:rFonts w:eastAsiaTheme="majorEastAsia"/>
-                <w:color w:val="767171" w:themeColor="background2" w:themeShade="80"/>
-                <w:sz w:val="24"/>
-                <w:szCs w:val="24"/>
-              </w:rPr>
-            </w:pPr>
+              <w:t>adir</w:t>
+            </w:r>
             <w:r>
               <w:rPr>
                 <w:rFonts w:eastAsiaTheme="majorEastAsia"/>
@@ -2140,7 +2057,7 @@
                 <w:sz w:val="24"/>
                 <w:szCs w:val="24"/>
               </w:rPr>
-              <w:t>Me considero alguien bastante caprichoso, cuando algo se me cruza en la mente la persigo hasta dar con ello. En el trabajo me gustaría fuera igual, tener la oportunidad de divertirme aprendiendo, tratar de evitar la monotonía.</w:t>
+              <w:t xml:space="preserve"> la monotonía.</w:t>
             </w:r>
             <w:r>
               <w:rPr>
@@ -2428,7 +2345,6 @@
                 <w:sz w:val="24"/>
                 <w:szCs w:val="24"/>
               </w:rPr>
-              <w:lastRenderedPageBreak/>
               <w:t>Los Proyectos APT que ya habías diseñado como plan de trabajo en el curso anterior, ¿se relacionan con tus proyecciones profesionales actuales? ¿cuál se relaciona más? ¿Requiere ajuste?</w:t>
             </w:r>
           </w:p>
@@ -2466,6 +2382,7 @@
                 <w:sz w:val="24"/>
                 <w:szCs w:val="24"/>
               </w:rPr>
+              <w:lastRenderedPageBreak/>
               <w:t xml:space="preserve">No es que alguno de los proyectos que he realizado se relacione con el que quiero hacer ahora, me he centrado mas en estudiar las herramientas, por ejemplo: en aprender </w:t>
             </w:r>
             <w:proofErr w:type="spellStart"/>
@@ -2557,60 +2474,7 @@
               <w:jc w:val="both"/>
               <w:rPr>
                 <w:rFonts w:eastAsiaTheme="majorEastAsia"/>
-                <w:color w:val="767171" w:themeColor="background2" w:themeShade="80"/>
-                <w:sz w:val="24"/>
-                <w:szCs w:val="24"/>
-              </w:rPr>
-            </w:pPr>
-          </w:p>
-          <w:p>
-            <w:pPr>
-              <w:tabs>
-                <w:tab w:val="left" w:pos="454"/>
-              </w:tabs>
-              <w:jc w:val="both"/>
-              <w:rPr>
-                <w:rFonts w:eastAsiaTheme="majorEastAsia"/>
-                <w:sz w:val="24"/>
-                <w:szCs w:val="24"/>
-              </w:rPr>
-            </w:pPr>
-          </w:p>
-          <w:p>
-            <w:pPr>
-              <w:tabs>
-                <w:tab w:val="left" w:pos="454"/>
-              </w:tabs>
-              <w:jc w:val="both"/>
-              <w:rPr>
-                <w:rFonts w:eastAsiaTheme="majorEastAsia"/>
-                <w:sz w:val="24"/>
-                <w:szCs w:val="24"/>
-              </w:rPr>
-            </w:pPr>
-          </w:p>
-          <w:p>
-            <w:pPr>
-              <w:tabs>
-                <w:tab w:val="left" w:pos="454"/>
-              </w:tabs>
-              <w:jc w:val="both"/>
-              <w:rPr>
-                <w:rFonts w:eastAsiaTheme="majorEastAsia"/>
-                <w:sz w:val="24"/>
-                <w:szCs w:val="24"/>
-              </w:rPr>
-            </w:pPr>
-          </w:p>
-          <w:p>
-            <w:pPr>
-              <w:tabs>
-                <w:tab w:val="left" w:pos="454"/>
-              </w:tabs>
-              <w:jc w:val="both"/>
-              <w:rPr>
-                <w:rFonts w:eastAsiaTheme="majorEastAsia"/>
-                <w:color w:val="767171" w:themeColor="background2" w:themeShade="80"/>
+                <w:color w:val="000000" w:themeColor="text1"/>
                 <w:sz w:val="24"/>
                 <w:szCs w:val="24"/>
               </w:rPr>
@@ -2774,25 +2638,79 @@
                 <w:b/>
                 <w:bCs/>
               </w:rPr>
-              <w:t xml:space="preserve">Este proyecto debería estar cargado se análisis de datos, que justamente es el mayor desafío. Será un ensayo y error constante hasta dar con los parámetros necesarios. </w:t>
-            </w:r>
-            <w:proofErr w:type="spellStart"/>
+              <w:t xml:space="preserve">Este proyecto </w:t>
+            </w:r>
             <w:r>
               <w:rPr>
                 <w:rFonts w:ascii="Calibri" w:hAnsi="Calibri"/>
                 <w:b/>
                 <w:bCs/>
               </w:rPr>
-              <w:t>Asi</w:t>
-            </w:r>
-            <w:proofErr w:type="spellEnd"/>
+              <w:t>se enfoca en</w:t>
+            </w:r>
             <w:r>
               <w:rPr>
                 <w:rFonts w:ascii="Calibri" w:hAnsi="Calibri"/>
                 <w:b/>
                 <w:bCs/>
               </w:rPr>
-              <w:t xml:space="preserve"> que yo diría que la capacidad de análisis y sinterización de la información será el protagonista</w:t>
+              <w:t xml:space="preserve"> análisis de datos</w:t>
+            </w:r>
+            <w:r>
+              <w:rPr>
+                <w:rFonts w:ascii="Calibri" w:hAnsi="Calibri"/>
+                <w:b/>
+                <w:bCs/>
+              </w:rPr>
+              <w:t xml:space="preserve"> y desarrollo de software</w:t>
+            </w:r>
+            <w:r>
+              <w:rPr>
+                <w:rFonts w:ascii="Calibri" w:hAnsi="Calibri"/>
+                <w:b/>
+                <w:bCs/>
+              </w:rPr>
+              <w:t xml:space="preserve">, que justamente es el mayor desafío. Será un ensayo y error constante hasta dar con los parámetros necesarios. </w:t>
+            </w:r>
+            <w:r>
+              <w:rPr>
+                <w:rFonts w:ascii="Calibri" w:hAnsi="Calibri"/>
+                <w:b/>
+                <w:bCs/>
+              </w:rPr>
+              <w:t>Así</w:t>
+            </w:r>
+            <w:r>
+              <w:rPr>
+                <w:rFonts w:ascii="Calibri" w:hAnsi="Calibri"/>
+                <w:b/>
+                <w:bCs/>
+              </w:rPr>
+              <w:t xml:space="preserve"> que yo diría que la capacidad de análisis y </w:t>
+            </w:r>
+            <w:r>
+              <w:rPr>
+                <w:rFonts w:ascii="Calibri" w:hAnsi="Calibri"/>
+                <w:b/>
+                <w:bCs/>
+              </w:rPr>
+              <w:t>sintetización</w:t>
+            </w:r>
+            <w:r>
+              <w:rPr>
+                <w:rFonts w:ascii="Calibri" w:hAnsi="Calibri"/>
+                <w:b/>
+                <w:bCs/>
+              </w:rPr>
+              <w:t xml:space="preserve"> de la información ser</w:t>
+            </w:r>
+            <w:r>
+              <w:rPr>
+                <w:rFonts w:ascii="Calibri" w:hAnsi="Calibri"/>
+                <w:b/>
+                <w:bCs/>
+              </w:rPr>
+              <w:t>á lo que delimite la calidad del proyecto.</w:t>
             </w:r>
           </w:p>
           <w:p>
@@ -2815,7 +2733,7 @@
                 <w:b/>
                 <w:bCs/>
               </w:rPr>
-              <w:t>Creo que este proyecto es perfecto</w:t>
+              <w:t>Este</w:t>
             </w:r>
             <w:r>
               <w:rPr>
@@ -2823,18 +2741,40 @@
                 <w:b/>
                 <w:bCs/>
               </w:rPr>
-              <w:t xml:space="preserve">. Hay construcción de una aplicación web, hay construcción de machine </w:t>
-            </w:r>
-            <w:proofErr w:type="spellStart"/>
+              <w:t xml:space="preserve"> proyecto es perfecto</w:t>
+            </w:r>
             <w:r>
               <w:rPr>
                 <w:rFonts w:ascii="Calibri" w:hAnsi="Calibri"/>
                 <w:b/>
                 <w:bCs/>
               </w:rPr>
-              <w:t>learning</w:t>
-            </w:r>
-            <w:proofErr w:type="spellEnd"/>
+              <w:t>. Hay construcción de</w:t>
+            </w:r>
+            <w:r>
+              <w:rPr>
+                <w:rFonts w:ascii="Calibri" w:hAnsi="Calibri"/>
+                <w:b/>
+                <w:bCs/>
+              </w:rPr>
+              <w:t xml:space="preserve"> </w:t>
+            </w:r>
+            <w:r>
+              <w:rPr>
+                <w:rFonts w:ascii="Calibri" w:hAnsi="Calibri"/>
+                <w:b/>
+                <w:bCs/>
+              </w:rPr>
+              <w:t xml:space="preserve">aplicación web, </w:t>
+            </w:r>
+            <w:r>
+              <w:rPr>
+                <w:rFonts w:ascii="Calibri" w:hAnsi="Calibri"/>
+                <w:b/>
+                <w:bCs/>
+              </w:rPr>
+              <w:t>estructuración de datos seguido del modelamiento de datos</w:t>
+            </w:r>
             <w:r>
               <w:rPr>
                 <w:rFonts w:ascii="Calibri" w:hAnsi="Calibri"/>
@@ -2872,7 +2812,39 @@
                 <w:b/>
                 <w:bCs/>
               </w:rPr>
-              <w:t>El proyecto está pensado para un ambiente escolar, como herramienta para psicopedagogos/as. Utiliza toda la data de los estudiantes para generar alarmas en caso de que posean problemas del aprendizaje.</w:t>
+              <w:t xml:space="preserve">El proyecto está pensado para un ambiente escolar, como herramienta para psicopedagogos/as. Utiliza toda la </w:t>
+            </w:r>
+            <w:r>
+              <w:rPr>
+                <w:rFonts w:ascii="Calibri" w:hAnsi="Calibri"/>
+                <w:b/>
+                <w:bCs/>
+              </w:rPr>
+              <w:t>población de</w:t>
+            </w:r>
+            <w:r>
+              <w:rPr>
+                <w:rFonts w:ascii="Calibri" w:hAnsi="Calibri"/>
+                <w:b/>
+                <w:bCs/>
+              </w:rPr>
+              <w:t xml:space="preserve"> estudiantes para generar alarmas en caso de que </w:t>
+            </w:r>
+            <w:r>
+              <w:rPr>
+                <w:rFonts w:ascii="Calibri" w:hAnsi="Calibri"/>
+                <w:b/>
+                <w:bCs/>
+              </w:rPr>
+              <w:t xml:space="preserve">presenten dificultades </w:t>
+            </w:r>
+            <w:r>
+              <w:rPr>
+                <w:rFonts w:ascii="Calibri" w:hAnsi="Calibri"/>
+                <w:b/>
+                <w:bCs/>
+              </w:rPr>
+              <w:t>del aprendizaje.</w:t>
             </w:r>
           </w:p>
           <w:p>
@@ -3259,7 +3231,7 @@
             </mc:Choice>
             <mc:Fallback>
               <w:pict>
-                <v:group w14:anchorId="51D00065" id="Grupo 32" o:spid="_x0000_s1026" style="position:absolute;margin-left:0;margin-top:0;width:610.5pt;height:15pt;z-index:251659264;mso-width-percent:1000;mso-position-horizontal:center;mso-position-horizontal-relative:page;mso-position-vertical:center;mso-position-vertical-relative:bottom-margin-area;mso-width-percent:1000" coordorigin=",14970" coordsize="12255,300" o:gfxdata="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">
+                <v:group w14:anchorId="51D00065" id="Grupo 32" o:spid="_x0000_s1026" style="position:absolute;margin-left:0;margin-top:0;width:610.5pt;height:15pt;z-index:251659264;mso-width-percent:1000;mso-position-horizontal:center;mso-position-horizontal-relative:page;mso-position-vertical:center;mso-position-vertical-relative:bottom-margin-area;mso-width-percent:1000" coordorigin=",14970" coordsize="12255,300" o:gfxdata="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">
                   <v:shapetype id="_x0000_t202" coordsize="21600,21600" o:spt="202" path="m,l,21600r21600,l21600,xe">
                     <v:stroke joinstyle="miter"/>
                     <v:path gradientshapeok="t" o:connecttype="rect"/>
@@ -9051,6 +9023,7 @@
   <w:style w:type="character" w:default="1" w:styleId="Fuentedeprrafopredeter">
     <w:name w:val="Default Paragraph Font"/>
     <w:uiPriority w:val="1"/>
+    <w:semiHidden/>
     <w:unhideWhenUsed/>
   </w:style>
   <w:style w:type="table" w:default="1" w:styleId="Tablanormal">
@@ -10299,12 +10272,6 @@
 </file>
 
 <file path=customXml/item1.xml><?xml version="1.0" encoding="utf-8"?>
-<p:properties xmlns:p="http://schemas.microsoft.com/office/2006/metadata/properties" xmlns:xsi="http://www.w3.org/2001/XMLSchema-instance" xmlns:pc="http://schemas.microsoft.com/office/infopath/2007/PartnerControls">
-  <documentManagement/>
-</p:properties>
-</file>
-
-<file path=customXml/item2.xml><?xml version="1.0" encoding="utf-8"?>
 <ct:contentTypeSchema xmlns:ct="http://schemas.microsoft.com/office/2006/metadata/contentType" xmlns:ma="http://schemas.microsoft.com/office/2006/metadata/properties/metaAttributes" ct:_="" ma:_="" ma:contentTypeName="Documento" ma:contentTypeID="0x010100E96778489EE7714D8BD12CC105EB918B" ma:contentTypeVersion="2" ma:contentTypeDescription="Crear nuevo documento." ma:contentTypeScope="" ma:versionID="416c5c7ae9b5d54d83875cd3c65194e3">
   <xsd:schema xmlns:xsd="http://www.w3.org/2001/XMLSchema" xmlns:xs="http://www.w3.org/2001/XMLSchema" xmlns:p="http://schemas.microsoft.com/office/2006/metadata/properties" xmlns:ns2="126e8a1c-9ea9-435a-ac89-d06c80d62e30" targetNamespace="http://schemas.microsoft.com/office/2006/metadata/properties" ma:root="true" ma:fieldsID="70a237c842677bd850644f8595079f5e" ns2:_="">
     <xsd:import namespace="126e8a1c-9ea9-435a-ac89-d06c80d62e30"/>
@@ -10436,7 +10403,17 @@
 </ct:contentTypeSchema>
 </file>
 
+<file path=customXml/item2.xml><?xml version="1.0" encoding="utf-8"?>
+<p:properties xmlns:p="http://schemas.microsoft.com/office/2006/metadata/properties" xmlns:xsi="http://www.w3.org/2001/XMLSchema-instance" xmlns:pc="http://schemas.microsoft.com/office/infopath/2007/PartnerControls">
+  <documentManagement/>
+</p:properties>
+</file>
+
 <file path=customXml/item3.xml><?xml version="1.0" encoding="utf-8"?>
+<b:Sources xmlns:b="http://schemas.openxmlformats.org/officeDocument/2006/bibliography" xmlns="http://schemas.openxmlformats.org/officeDocument/2006/bibliography" SelectedStyle="\APASixthEditionOfficeOnline.xsl" StyleName="APA" Version="6"/>
+</file>
+
+<file path=customXml/item4.xml><?xml version="1.0" encoding="utf-8"?>
 <?mso-contentType ?>
 <FormTemplates xmlns="http://schemas.microsoft.com/sharepoint/v3/contenttype/forms">
   <Display>DocumentLibraryForm</Display>
@@ -10445,20 +10422,7 @@
 </FormTemplates>
 </file>
 
-<file path=customXml/item4.xml><?xml version="1.0" encoding="utf-8"?>
-<b:Sources xmlns:b="http://schemas.openxmlformats.org/officeDocument/2006/bibliography" xmlns="http://schemas.openxmlformats.org/officeDocument/2006/bibliography" SelectedStyle="\APASixthEditionOfficeOnline.xsl" StyleName="APA" Version="6"/>
-</file>
-
 <file path=customXml/itemProps1.xml><?xml version="1.0" encoding="utf-8"?>
-<ds:datastoreItem xmlns:ds="http://schemas.openxmlformats.org/officeDocument/2006/customXml" ds:itemID="{5F1783E3-BA1C-4CA3-8E32-C9B378BBED03}">
-  <ds:schemaRefs>
-    <ds:schemaRef ds:uri="http://schemas.microsoft.com/office/2006/metadata/properties"/>
-    <ds:schemaRef ds:uri="http://schemas.microsoft.com/office/infopath/2007/PartnerControls"/>
-  </ds:schemaRefs>
-</ds:datastoreItem>
-</file>
-
-<file path=customXml/itemProps2.xml><?xml version="1.0" encoding="utf-8"?>
 <ds:datastoreItem xmlns:ds="http://schemas.openxmlformats.org/officeDocument/2006/customXml" ds:itemID="{90673534-9590-47F8-B0D6-46AB217CB3AD}">
   <ds:schemaRefs>
     <ds:schemaRef ds:uri="http://schemas.microsoft.com/office/2006/metadata/contentType"/>
@@ -10476,18 +10440,27 @@
 </ds:datastoreItem>
 </file>
 
+<file path=customXml/itemProps2.xml><?xml version="1.0" encoding="utf-8"?>
+<ds:datastoreItem xmlns:ds="http://schemas.openxmlformats.org/officeDocument/2006/customXml" ds:itemID="{5F1783E3-BA1C-4CA3-8E32-C9B378BBED03}">
+  <ds:schemaRefs>
+    <ds:schemaRef ds:uri="http://schemas.microsoft.com/office/2006/metadata/properties"/>
+    <ds:schemaRef ds:uri="http://schemas.microsoft.com/office/infopath/2007/PartnerControls"/>
+  </ds:schemaRefs>
+</ds:datastoreItem>
+</file>
+
 <file path=customXml/itemProps3.xml><?xml version="1.0" encoding="utf-8"?>
+<ds:datastoreItem xmlns:ds="http://schemas.openxmlformats.org/officeDocument/2006/customXml" ds:itemID="{38798A93-35BB-4E36-97F5-7254B21EAFCC}">
+  <ds:schemaRefs>
+    <ds:schemaRef ds:uri="http://schemas.openxmlformats.org/officeDocument/2006/bibliography"/>
+  </ds:schemaRefs>
+</ds:datastoreItem>
+</file>
+
+<file path=customXml/itemProps4.xml><?xml version="1.0" encoding="utf-8"?>
 <ds:datastoreItem xmlns:ds="http://schemas.openxmlformats.org/officeDocument/2006/customXml" ds:itemID="{DABAA964-10BA-4DBC-ABF2-CDEAC0FAF7AA}">
   <ds:schemaRefs>
     <ds:schemaRef ds:uri="http://schemas.microsoft.com/sharepoint/v3/contenttype/forms"/>
   </ds:schemaRefs>
 </ds:datastoreItem>
-</file>
-
-<file path=customXml/itemProps4.xml><?xml version="1.0" encoding="utf-8"?>
-<ds:datastoreItem xmlns:ds="http://schemas.openxmlformats.org/officeDocument/2006/customXml" ds:itemID="{38798A93-35BB-4E36-97F5-7254B21EAFCC}">
-  <ds:schemaRefs>
-    <ds:schemaRef ds:uri="http://schemas.openxmlformats.org/officeDocument/2006/bibliography"/>
-  </ds:schemaRefs>
-</ds:datastoreItem>
 </file>